--- a/docs/template/Project_Action Plan.docx
+++ b/docs/template/Project_Action Plan.docx
@@ -563,6 +563,7 @@
           </w:tcPr>
           <w:p>
             <w:pPr>
+              <w:spacing w:line="276" w:lineRule="auto" w:after="80"/>
               <w:ind w:firstLineChars="50" w:firstLine="128"/>
               <w:jc w:val="left"/>
               <w:rPr>
@@ -572,15 +573,15 @@
                 <w:szCs w:val="28"/>
               </w:rPr>
             </w:pPr>
-            <w:r>
-              <w:rPr>
-                <w:rFonts w:ascii="SamsungOne 400" w:hAnsi="SamsungOne 400" w:cs="Times New Roman"/>
-                <w:color w:val="A6A6A6" w:themeColor="background1" w:themeShade="A6"/>
-                <w:spacing w:val="-12"/>
-                <w:sz w:val="28"/>
-                <w:szCs w:val="28"/>
-              </w:rPr>
-              <w:t>&lt;A name befitting your team’s character&gt;</w:t>
+            <w:r/>
+            <w:r>
+              <w:rPr>
+                <w:rFonts w:ascii="SamsungOne 400" w:hAnsi="SamsungOne 400"/>
+                <w:b/>
+                <w:color w:val="222222"/>
+                <w:sz w:val="21"/>
+              </w:rPr>
+              <w:t>TrafficVision</w:t>
             </w:r>
           </w:p>
         </w:tc>
@@ -748,6 +749,7 @@
           </w:tcPr>
           <w:p>
             <w:pPr>
+              <w:spacing w:line="276" w:lineRule="auto" w:after="80"/>
               <w:ind w:firstLineChars="50" w:firstLine="128"/>
               <w:jc w:val="left"/>
               <w:rPr>
@@ -758,48 +760,25 @@
                 <w:szCs w:val="28"/>
               </w:rPr>
             </w:pPr>
-            <w:r>
-              <w:rPr>
-                <w:rFonts w:ascii="SamsungOne 400" w:hAnsi="SamsungOne 400" w:cs="Times New Roman"/>
-                <w:color w:val="A6A6A6" w:themeColor="background1" w:themeShade="A6"/>
-                <w:spacing w:val="-12"/>
-                <w:sz w:val="28"/>
-                <w:szCs w:val="28"/>
-              </w:rPr>
-              <w:t xml:space="preserve">&lt;Team leader&gt; </w:t>
-            </w:r>
-            <w:r>
-              <w:rPr>
-                <w:rFonts w:ascii="SamsungOne 400" w:hAnsi="SamsungOne 400" w:cs="Times New Roman" w:hint="eastAsia"/>
-                <w:color w:val="A6A6A6" w:themeColor="background1" w:themeShade="A6"/>
-                <w:spacing w:val="-12"/>
-                <w:sz w:val="28"/>
-                <w:szCs w:val="28"/>
-              </w:rPr>
-              <w:t>/</w:t>
-            </w:r>
-          </w:p>
-          <w:p>
-            <w:pPr>
-              <w:ind w:firstLineChars="50" w:firstLine="128"/>
-              <w:jc w:val="left"/>
-              <w:rPr>
-                <w:rFonts w:ascii="SamsungOne 400" w:hAnsi="SamsungOne 400" w:cs="Times New Roman"/>
-                <w:color w:val="A6A6A6" w:themeColor="background1" w:themeShade="A6"/>
-                <w:spacing w:val="-12"/>
-                <w:sz w:val="28"/>
-                <w:szCs w:val="28"/>
-              </w:rPr>
-            </w:pPr>
-            <w:r>
-              <w:rPr>
-                <w:rFonts w:ascii="SamsungOne 400" w:hAnsi="SamsungOne 400" w:cs="Times New Roman"/>
-                <w:color w:val="A6A6A6" w:themeColor="background1" w:themeShade="A6"/>
-                <w:spacing w:val="-12"/>
-                <w:sz w:val="28"/>
-                <w:szCs w:val="28"/>
-              </w:rPr>
-              <w:t>&lt;member 1&gt;, &lt;member 2&gt;, …</w:t>
+            <w:r/>
+            <w:r>
+              <w:rPr>
+                <w:rFonts w:ascii="SamsungOne 400" w:hAnsi="SamsungOne 400"/>
+                <w:b/>
+                <w:color w:val="222222"/>
+                <w:sz w:val="21"/>
+              </w:rPr>
+              <w:t>Phí Văn Nam (Trưởng nhóm)</w:t>
+            </w:r>
+            <w:r>
+              <w:rPr>
+                <w:rFonts w:ascii="SamsungOne 400" w:hAnsi="SamsungOne 400"/>
+                <w:b w:val="0"/>
+                <w:color w:val="222222"/>
+                <w:sz w:val="21"/>
+              </w:rPr>
+              <w:br/>
+              <w:t>Đỗ Thị Vân Anh, Đỗ Hữu Nghị, Quản Văn Điệp</w:t>
             </w:r>
           </w:p>
         </w:tc>
@@ -890,6 +869,7 @@
           </w:tcPr>
           <w:p>
             <w:pPr>
+              <w:spacing w:line="276" w:lineRule="auto" w:after="80"/>
               <w:ind w:firstLineChars="50" w:firstLine="128"/>
               <w:jc w:val="left"/>
               <w:rPr>
@@ -899,25 +879,15 @@
                 <w:szCs w:val="28"/>
               </w:rPr>
             </w:pPr>
-            <w:r>
-              <w:rPr>
-                <w:rFonts w:ascii="SamsungOne 400" w:hAnsi="SamsungOne 400" w:cs="Times New Roman" w:hint="eastAsia"/>
-                <w:color w:val="A6A6A6" w:themeColor="background1" w:themeShade="A6"/>
-                <w:spacing w:val="-12"/>
-                <w:sz w:val="28"/>
-                <w:szCs w:val="28"/>
-              </w:rPr>
-              <w:t>&lt;</w:t>
-            </w:r>
-            <w:r>
-              <w:rPr>
-                <w:rFonts w:ascii="SamsungOne 400" w:hAnsi="SamsungOne 400" w:cs="Times New Roman"/>
-                <w:color w:val="A6A6A6" w:themeColor="background1" w:themeShade="A6"/>
-                <w:spacing w:val="-12"/>
-                <w:sz w:val="28"/>
-                <w:szCs w:val="28"/>
-              </w:rPr>
-              <w:t>A deserving title for your project.&gt;</w:t>
+            <w:r/>
+            <w:r>
+              <w:rPr>
+                <w:rFonts w:ascii="SamsungOne 400" w:hAnsi="SamsungOne 400"/>
+                <w:b/>
+                <w:color w:val="222222"/>
+                <w:sz w:val="21"/>
+              </w:rPr>
+              <w:t>TrafficVision – Hệ thống nhận dạng biển báo giao thông Việt Nam bằng AI tối ưu suy luận trên CPU</w:t>
             </w:r>
           </w:p>
         </w:tc>
@@ -1022,6 +992,7 @@
           </w:tcPr>
           <w:p>
             <w:pPr>
+              <w:spacing w:line="276" w:lineRule="auto" w:after="80"/>
               <w:ind w:leftChars="138" w:left="279" w:hangingChars="1" w:hanging="3"/>
               <w:rPr>
                 <w:rFonts w:ascii="Times New Roman" w:hAnsi="Times New Roman" w:cs="Times New Roman"/>
@@ -1030,15 +1001,93 @@
                 <w:szCs w:val="28"/>
               </w:rPr>
             </w:pPr>
-            <w:r>
-              <w:rPr>
-                <w:rFonts w:ascii="SamsungOne 400" w:hAnsi="SamsungOne 400" w:cs="Times New Roman"/>
-                <w:color w:val="A6A6A6" w:themeColor="background1" w:themeShade="A6"/>
-                <w:spacing w:val="-12"/>
-                <w:sz w:val="28"/>
-                <w:szCs w:val="28"/>
-              </w:rPr>
-              <w:t>&lt;Itemize or describe in a few sentences the objective of your project.&gt;</w:t>
+            <w:r/>
+            <w:r>
+              <w:rPr>
+                <w:rFonts w:ascii="SamsungOne 400" w:hAnsi="SamsungOne 400"/>
+                <w:b/>
+                <w:color w:val="222222"/>
+                <w:sz w:val="21"/>
+              </w:rPr>
+              <w:t xml:space="preserve">1. Nhận dạng chính xác 82 lớp biển báo giao thông Việt Nam: </w:t>
+            </w:r>
+            <w:r>
+              <w:rPr>
+                <w:rFonts w:ascii="SamsungOne 400" w:hAnsi="SamsungOne 400"/>
+                <w:b w:val="0"/>
+                <w:color w:val="222222"/>
+                <w:sz w:val="21"/>
+              </w:rPr>
+              <w:t>Xây dựng mô hình thị giác máy tính nhận dạng và định vị chính xác 82 lớp biển báo giao thông đường bộ theo Quy chuẩn kỹ thuật quốc gia QCVN 41:2019/BGTVT trên cả ảnh tĩnh và luồng video.</w:t>
+            </w:r>
+          </w:p>
+          <w:p>
+            <w:pPr>
+              <w:spacing w:line="276" w:lineRule="auto" w:after="80"/>
+            </w:pPr>
+            <w:r>
+              <w:rPr>
+                <w:rFonts w:ascii="SamsungOne 400" w:hAnsi="SamsungOne 400"/>
+                <w:b/>
+                <w:color w:val="222222"/>
+                <w:sz w:val="21"/>
+              </w:rPr>
+              <w:t xml:space="preserve">2. Tối ưu hóa suy luận trên phần cứng CPU phổ thông: </w:t>
+            </w:r>
+            <w:r>
+              <w:rPr>
+                <w:rFonts w:ascii="SamsungOne 400" w:hAnsi="SamsungOne 400"/>
+                <w:b w:val="0"/>
+                <w:color w:val="222222"/>
+                <w:sz w:val="21"/>
+              </w:rPr>
+              <w:t>Đóng gói mô hình dưới dạng ONNX Runtime đồ thị tĩnh 640x640 px, khai thác tập chỉ thị AVX2 đa luồng, đảm bảo tốc độ đáp ứng gần thời gian thực (~15 FPS cho bản Nano) mà không đòi hỏi GPU đắt tiền.</w:t>
+            </w:r>
+          </w:p>
+          <w:p>
+            <w:pPr>
+              <w:spacing w:line="276" w:lineRule="auto" w:after="80"/>
+            </w:pPr>
+            <w:r>
+              <w:rPr>
+                <w:rFonts w:ascii="SamsungOne 400" w:hAnsi="SamsungOne 400"/>
+                <w:b/>
+                <w:color w:val="222222"/>
+                <w:sz w:val="21"/>
+              </w:rPr>
+              <w:t xml:space="preserve">3. Xây dựng quy trình MLOps khép kín và tin cậy: </w:t>
+            </w:r>
+            <w:r>
+              <w:rPr>
+                <w:rFonts w:ascii="SamsungOne 400" w:hAnsi="SamsungOne 400"/>
+                <w:b w:val="0"/>
+                <w:color w:val="222222"/>
+                <w:sz w:val="21"/>
+              </w:rPr>
+              <w:t>Thiết lập cổng Quality Gate 5 tiêu chí chặn rác dữ liệu, module Dataset Repair sửa lỗi bounding box, snapshot dữ liệu bất biến, tiến trình huấn luyện ngầm độc lập có Safe Resume, kiểm định sai lệch PyTorch vs ONNX, đóng gói Candidate và thăng cấp an toàn (Safe Atomic Swap) kèm cơ chế Rollback 1-click.</w:t>
+            </w:r>
+          </w:p>
+          <w:p>
+            <w:pPr>
+              <w:spacing w:line="276" w:lineRule="auto" w:after="80"/>
+            </w:pPr>
+            <w:r>
+              <w:rPr>
+                <w:rFonts w:ascii="SamsungOne 400" w:hAnsi="SamsungOne 400"/>
+                <w:b/>
+                <w:color w:val="222222"/>
+                <w:sz w:val="21"/>
+              </w:rPr>
+              <w:t xml:space="preserve">4. Cung cấp sản phẩm phần mềm hoàn chỉnh: </w:t>
+            </w:r>
+            <w:r>
+              <w:rPr>
+                <w:rFonts w:ascii="SamsungOne 400" w:hAnsi="SamsungOne 400"/>
+                <w:b w:val="0"/>
+                <w:color w:val="222222"/>
+                <w:sz w:val="21"/>
+              </w:rPr>
+              <w:t>Xây dựng Web Dashboard Streamlit trực quan, hỗ trợ kéo thả ảnh/video, hiển thị bounding box tiếng Việt chuẩn hóa, thanh tiến trình thời gian thực (@st.fragment), xuất tệp CSV và lưu lịch sử CSDL SQLite.</w:t>
             </w:r>
           </w:p>
         </w:tc>
@@ -1138,6 +1187,7 @@
           </w:tcPr>
           <w:p>
             <w:pPr>
+              <w:spacing w:line="276" w:lineRule="auto" w:after="80"/>
               <w:ind w:leftChars="139" w:left="278"/>
               <w:rPr>
                 <w:rFonts w:ascii="Times New Roman" w:hAnsi="Times New Roman" w:cs="Times New Roman"/>
@@ -1146,25 +1196,92 @@
                 <w:szCs w:val="28"/>
               </w:rPr>
             </w:pPr>
-            <w:r>
-              <w:rPr>
-                <w:rFonts w:ascii="SamsungOne 400" w:hAnsi="SamsungOne 400" w:cs="Times New Roman"/>
-                <w:color w:val="A6A6A6" w:themeColor="background1" w:themeShade="A6"/>
-                <w:spacing w:val="-12"/>
-                <w:sz w:val="28"/>
-                <w:szCs w:val="28"/>
-              </w:rPr>
-              <w:t>&lt;</w:t>
-            </w:r>
-            <w:r>
-              <w:rPr>
-                <w:rFonts w:ascii="SamsungOne 400" w:hAnsi="SamsungOne 400" w:cs="Times New Roman"/>
-                <w:color w:val="A6A6A6" w:themeColor="background1" w:themeShade="A6"/>
-                <w:spacing w:val="-12"/>
-                <w:sz w:val="28"/>
-                <w:szCs w:val="28"/>
-              </w:rPr>
-              <w:t>The abstract of your project in a few sentences.&gt;</w:t>
+            <w:r/>
+            <w:r>
+              <w:rPr>
+                <w:rFonts w:ascii="SamsungOne 400" w:hAnsi="SamsungOne 400"/>
+                <w:b/>
+                <w:color w:val="222222"/>
+                <w:sz w:val="21"/>
+              </w:rPr>
+              <w:t xml:space="preserve">TrafficVision </w:t>
+            </w:r>
+            <w:r>
+              <w:rPr>
+                <w:rFonts w:ascii="SamsungOne 400" w:hAnsi="SamsungOne 400"/>
+                <w:b w:val="0"/>
+                <w:color w:val="222222"/>
+                <w:sz w:val="21"/>
+              </w:rPr>
+              <w:t xml:space="preserve">là hệ thống thị giác máy tính thông minh giải quyết bài toán tự động nhận diện biển báo giao thông đường bộ tại Việt Nam. Dự án triển khai mô hình học sâu tiên tiến YOLO11 (Ultralytics) gồm hai cấu hình: </w:t>
+            </w:r>
+            <w:r>
+              <w:rPr>
+                <w:rFonts w:ascii="SamsungOne 400" w:hAnsi="SamsungOne 400"/>
+                <w:b/>
+                <w:color w:val="222222"/>
+                <w:sz w:val="21"/>
+              </w:rPr>
+              <w:t xml:space="preserve">YOLO11m (Medium) </w:t>
+            </w:r>
+            <w:r>
+              <w:rPr>
+                <w:rFonts w:ascii="SamsungOne 400" w:hAnsi="SamsungOne 400"/>
+                <w:b w:val="0"/>
+                <w:color w:val="222222"/>
+                <w:sz w:val="21"/>
+              </w:rPr>
+              <w:t xml:space="preserve">cho độ chính xác cao và </w:t>
+            </w:r>
+            <w:r>
+              <w:rPr>
+                <w:rFonts w:ascii="SamsungOne 400" w:hAnsi="SamsungOne 400"/>
+                <w:b/>
+                <w:color w:val="222222"/>
+                <w:sz w:val="21"/>
+              </w:rPr>
+              <w:t xml:space="preserve">YOLO11n (Nano) </w:t>
+            </w:r>
+            <w:r>
+              <w:rPr>
+                <w:rFonts w:ascii="SamsungOne 400" w:hAnsi="SamsungOne 400"/>
+                <w:b w:val="0"/>
+                <w:color w:val="222222"/>
+                <w:sz w:val="21"/>
+              </w:rPr>
+              <w:t>siêu nhẹ tối ưu độ trễ cho biên. Bộ dữ liệu chuẩn hóa gồm 10.129 ảnh và 19.700 bounding boxes bao phủ 82 lớp biển báo, được kiểm định qua Quality Gate 5 tiêu chí và đóng gói Snapshot bất biến.</w:t>
+            </w:r>
+          </w:p>
+          <w:p>
+            <w:pPr>
+              <w:spacing w:line="276" w:lineRule="auto" w:after="80"/>
+            </w:pPr>
+            <w:r>
+              <w:rPr>
+                <w:rFonts w:ascii="SamsungOne 400" w:hAnsi="SamsungOne 400"/>
+                <w:b w:val="0"/>
+                <w:color w:val="222222"/>
+                <w:sz w:val="21"/>
+              </w:rPr>
+              <w:t xml:space="preserve">Mô hình được xuất sang định dạng ONNX Runtime đồ thị tĩnh và suy luận tối ưu trên CPU. Kết quả thực nghiệm trên tập kiểm thử độc lập (held-out test split) gồm 1.016 ảnh cho thấy mô hình YOLO11m đạt kết quả vượt bậc: </w:t>
+            </w:r>
+            <w:r>
+              <w:rPr>
+                <w:rFonts w:ascii="SamsungOne 400" w:hAnsi="SamsungOne 400"/>
+                <w:b/>
+                <w:color w:val="222222"/>
+                <w:sz w:val="21"/>
+              </w:rPr>
+              <w:t>mAP50 = 98.03%, Precision = 96.16%, Recall = 96.28%, F1-score = 96.22%</w:t>
+            </w:r>
+            <w:r>
+              <w:rPr>
+                <w:rFonts w:ascii="SamsungOne 400" w:hAnsi="SamsungOne 400"/>
+                <w:b w:val="0"/>
+                <w:color w:val="222222"/>
+                <w:sz w:val="21"/>
+              </w:rPr>
+              <w:t>, vượt qua kiểm tra sai số số học PyTorch vs ONNX (max_abs_diff = 0.000854 &lt;= 1e-3) và đã chính thức thăng cấp lên Production. Bản YOLO11n đạt mAP50 = 92.47% với độ trễ CPU chỉ 68.26 ms/ảnh (~14.65 FPS). Hệ thống được bảo chứng độ tin cậy bởi bộ kiểm thử tự động 215 tests, giao diện Web Streamlit đa chức năng và đầy đủ tài liệu kỹ thuật.</w:t>
             </w:r>
           </w:p>
         </w:tc>
@@ -1254,6 +1371,7 @@
           </w:tcPr>
           <w:p>
             <w:pPr>
+              <w:spacing w:line="276" w:lineRule="auto" w:after="80"/>
               <w:ind w:leftChars="139" w:left="278" w:firstLine="1"/>
               <w:rPr>
                 <w:rFonts w:ascii="Times New Roman" w:hAnsi="Times New Roman" w:cs="Times New Roman"/>
@@ -1262,15 +1380,116 @@
                 <w:szCs w:val="28"/>
               </w:rPr>
             </w:pPr>
-            <w:r>
-              <w:rPr>
-                <w:rFonts w:ascii="SamsungOne 400" w:hAnsi="SamsungOne 400" w:cs="Times New Roman"/>
-                <w:color w:val="A6A6A6" w:themeColor="background1" w:themeShade="A6"/>
-                <w:spacing w:val="-12"/>
-                <w:sz w:val="28"/>
-                <w:szCs w:val="28"/>
-              </w:rPr>
-              <w:t>&lt;An explanation about the methodology you plan to apply.&gt;</w:t>
+            <w:r/>
+            <w:r>
+              <w:rPr>
+                <w:rFonts w:ascii="SamsungOne 400" w:hAnsi="SamsungOne 400"/>
+                <w:b/>
+                <w:color w:val="222222"/>
+                <w:sz w:val="21"/>
+              </w:rPr>
+              <w:t xml:space="preserve">• Kiến trúc mô hình: </w:t>
+            </w:r>
+            <w:r>
+              <w:rPr>
+                <w:rFonts w:ascii="SamsungOne 400" w:hAnsi="SamsungOne 400"/>
+                <w:b w:val="0"/>
+                <w:color w:val="222222"/>
+                <w:sz w:val="21"/>
+              </w:rPr>
+              <w:t>Sử dụng kiến trúc YOLO11 tiên tiến với cơ chế Attention không gian C2PSA và hàm mất mát phân bố tiêu điểm DFL Loss, giúp phát hiện hiệu quả các biển báo nhỏ ở xa và trong điều kiện ánh sáng phức tạp.</w:t>
+            </w:r>
+          </w:p>
+          <w:p>
+            <w:pPr>
+              <w:spacing w:line="276" w:lineRule="auto" w:after="80"/>
+            </w:pPr>
+            <w:r>
+              <w:rPr>
+                <w:rFonts w:ascii="SamsungOne 400" w:hAnsi="SamsungOne 400"/>
+                <w:b/>
+                <w:color w:val="222222"/>
+                <w:sz w:val="21"/>
+              </w:rPr>
+              <w:t xml:space="preserve">• Quản lý chất lượng dữ liệu: </w:t>
+            </w:r>
+            <w:r>
+              <w:rPr>
+                <w:rFonts w:ascii="SamsungOne 400" w:hAnsi="SamsungOne 400"/>
+                <w:b w:val="0"/>
+                <w:color w:val="222222"/>
+                <w:sz w:val="21"/>
+              </w:rPr>
+              <w:t>Áp dụng cổng Quality Gate 5 tiêu chí (Corrupt Image, Format Line, Class ID 0-81, BBox Coords [0, 1], Data Leakage SHA-256) kết hợp module Dataset Repair tự động clamping tọa độ và loại bỏ box rỗng trước khi đóng gói Snapshot bất biến.</w:t>
+            </w:r>
+          </w:p>
+          <w:p>
+            <w:pPr>
+              <w:spacing w:line="276" w:lineRule="auto" w:after="80"/>
+            </w:pPr>
+            <w:r>
+              <w:rPr>
+                <w:rFonts w:ascii="SamsungOne 400" w:hAnsi="SamsungOne 400"/>
+                <w:b/>
+                <w:color w:val="222222"/>
+                <w:sz w:val="21"/>
+              </w:rPr>
+              <w:t xml:space="preserve">• Huấn luyện ngầm &amp; Khả năng chịu lỗi: </w:t>
+            </w:r>
+            <w:r>
+              <w:rPr>
+                <w:rFonts w:ascii="SamsungOne 400" w:hAnsi="SamsungOne 400"/>
+                <w:b w:val="0"/>
+                <w:color w:val="222222"/>
+                <w:sz w:val="21"/>
+              </w:rPr>
+              <w:t>Huấn luyện qua tiến trình nền độc lập (background runner) với cấu hình workers=0 tối ưu trên Windows, hỗ trợ Checkpoint &amp; Safe Resume phục hồi an toàn từ last.pt.</w:t>
+            </w:r>
+          </w:p>
+          <w:p>
+            <w:pPr>
+              <w:spacing w:line="276" w:lineRule="auto" w:after="80"/>
+            </w:pPr>
+            <w:r>
+              <w:rPr>
+                <w:rFonts w:ascii="SamsungOne 400" w:hAnsi="SamsungOne 400"/>
+                <w:b/>
+                <w:color w:val="222222"/>
+                <w:sz w:val="21"/>
+              </w:rPr>
+              <w:t xml:space="preserve">• Tối ưu suy luận &amp; Parity Gate: </w:t>
+            </w:r>
+            <w:r>
+              <w:rPr>
+                <w:rFonts w:ascii="SamsungOne 400" w:hAnsi="SamsungOne 400"/>
+                <w:b w:val="0"/>
+                <w:color w:val="222222"/>
+                <w:sz w:val="21"/>
+              </w:rPr>
+              <w:t>Xuất mô hình sang ONNX đồ thị tĩnh 640x640, suy luận qua ONNX Runtime CPU với tập lệnh AVX2 đa luồng, kiểm định sai số số học cực đại PyTorch vs ONNX (max_abs_diff &lt;= 1e-3).</w:t>
+            </w:r>
+          </w:p>
+          <w:p>
+            <w:pPr>
+              <w:spacing w:line="276" w:lineRule="auto" w:after="80"/>
+            </w:pPr>
+            <w:r>
+              <w:rPr>
+                <w:rFonts w:ascii="SamsungOne 400" w:hAnsi="SamsungOne 400"/>
+                <w:b/>
+                <w:color w:val="222222"/>
+                <w:sz w:val="21"/>
+              </w:rPr>
+              <w:t xml:space="preserve">• MLOps Model Registry: </w:t>
+            </w:r>
+            <w:r>
+              <w:rPr>
+                <w:rFonts w:ascii="SamsungOne 400" w:hAnsi="SamsungOne 400"/>
+                <w:b w:val="0"/>
+                <w:color w:val="222222"/>
+                <w:sz w:val="21"/>
+              </w:rPr>
+              <w:t>Quản lý phiên bản mô hình qua manifest.json động và mã băm SHA-256; cơ chế Safe Atomic Swap đảm bảo cập nhật mô hình production không gián đoạn dịch vụ cùng khả năng Rollback 1-click tức thì.</w:t>
             </w:r>
           </w:p>
         </w:tc>
@@ -1401,6 +1620,7 @@
           </w:tcPr>
           <w:p>
             <w:pPr>
+              <w:spacing w:line="276" w:lineRule="auto" w:after="80"/>
               <w:ind w:leftChars="139" w:left="278"/>
               <w:rPr>
                 <w:rFonts w:ascii="SamsungOne 400" w:hAnsi="SamsungOne 400" w:cs="Times New Roman"/>
@@ -1410,35 +1630,70 @@
                 <w:szCs w:val="28"/>
               </w:rPr>
             </w:pPr>
-            <w:r>
-              <w:rPr>
-                <w:rFonts w:ascii="SamsungOne 400" w:hAnsi="SamsungOne 400" w:cs="Times New Roman"/>
-                <w:color w:val="A6A6A6" w:themeColor="background1" w:themeShade="A6"/>
-                <w:spacing w:val="-12"/>
-                <w:sz w:val="28"/>
-                <w:szCs w:val="28"/>
-              </w:rPr>
-              <w:t xml:space="preserve">&lt;Explain about the data. How and where do you plan to acquire it? </w:t>
-            </w:r>
-            <w:r>
-              <w:rPr>
-                <w:rFonts w:ascii="SamsungOne 400" w:hAnsi="SamsungOne 400" w:cs="Times New Roman"/>
-                <w:color w:val="A6A6A6" w:themeColor="background1" w:themeShade="A6"/>
-                <w:spacing w:val="-12"/>
-                <w:sz w:val="28"/>
-                <w:szCs w:val="28"/>
-              </w:rPr>
-              <w:br/>
-            </w:r>
-            <w:r>
-              <w:rPr>
-                <w:rFonts w:ascii="SamsungOne 400" w:hAnsi="SamsungOne 400" w:cs="Times New Roman"/>
-                <w:color w:val="A6A6A6" w:themeColor="background1" w:themeShade="A6"/>
-                <w:spacing w:val="-12"/>
-                <w:sz w:val="28"/>
-                <w:szCs w:val="28"/>
-              </w:rPr>
-              <w:t>How do you plan to use it?&gt;</w:t>
+            <w:r/>
+            <w:r>
+              <w:rPr>
+                <w:rFonts w:ascii="SamsungOne 400" w:hAnsi="SamsungOne 400"/>
+                <w:b/>
+                <w:color w:val="222222"/>
+                <w:sz w:val="21"/>
+              </w:rPr>
+              <w:t xml:space="preserve">• Nguồn dữ liệu: </w:t>
+            </w:r>
+            <w:r>
+              <w:rPr>
+                <w:rFonts w:ascii="SamsungOne 400" w:hAnsi="SamsungOne 400"/>
+                <w:b w:val="0"/>
+                <w:color w:val="222222"/>
+                <w:sz w:val="21"/>
+              </w:rPr>
+              <w:t>Bộ dữ liệu star092304/Traffic-sign-detection-VietNam từ Hugging Face kết hợp ảnh chụp thực tế camera hành trình tại Việt Nam, chuẩn hóa theo danh mục 82 lớp biển báo của Quy chuẩn QCVN 41:2019/BGTVT.</w:t>
+            </w:r>
+          </w:p>
+          <w:p>
+            <w:pPr>
+              <w:spacing w:line="276" w:lineRule="auto" w:after="80"/>
+            </w:pPr>
+            <w:r>
+              <w:rPr>
+                <w:rFonts w:ascii="SamsungOne 400" w:hAnsi="SamsungOne 400"/>
+                <w:b/>
+                <w:color w:val="222222"/>
+                <w:sz w:val="21"/>
+              </w:rPr>
+              <w:t xml:space="preserve">• Quy mô dữ liệu: </w:t>
+            </w:r>
+            <w:r>
+              <w:rPr>
+                <w:rFonts w:ascii="SamsungOne 400" w:hAnsi="SamsungOne 400"/>
+                <w:b w:val="0"/>
+                <w:color w:val="222222"/>
+                <w:sz w:val="21"/>
+              </w:rPr>
+              <w:t>Tổng cộng 10.129 ảnh với 19.700 bounding boxes, phân bổ thành: Tập Train (8.098 ảnh / 15.671 boxes), Tập Val (1.015 ảnh / 2.059 boxes) và Tập Test độc lập (1.016 ảnh / 1.970 boxes).</w:t>
+            </w:r>
+          </w:p>
+          <w:p>
+            <w:pPr>
+              <w:spacing w:line="276" w:lineRule="auto" w:after="80"/>
+            </w:pPr>
+            <w:r>
+              <w:rPr>
+                <w:rFonts w:ascii="SamsungOne 400" w:hAnsi="SamsungOne 400"/>
+                <w:b/>
+                <w:color w:val="222222"/>
+                <w:sz w:val="21"/>
+              </w:rPr>
+              <w:t xml:space="preserve">• Tiền xử lý &amp; Snapshot: </w:t>
+            </w:r>
+            <w:r>
+              <w:rPr>
+                <w:rFonts w:ascii="SamsungOne 400" w:hAnsi="SamsungOne 400"/>
+                <w:b w:val="0"/>
+                <w:color w:val="222222"/>
+                <w:sz w:val="21"/>
+              </w:rPr>
+              <w:t>Dữ liệu thô đưa vào staging, vượt qua cổng kiểm định 5 tiêu chí, sửa lỗi tọa độ qua Dataset Repair và đóng gói vào Snapshot bất biến snapshot_20260930_165016 kèm tệp data.yaml và báo cáo EDA toàn diện (phân bố nhãn, kích thước bbox COCO small/medium/large, tỉ lệ khung hình).</w:t>
             </w:r>
           </w:p>
         </w:tc>
@@ -1626,6 +1881,7 @@
           </w:tcPr>
           <w:p>
             <w:pPr>
+              <w:spacing w:line="276" w:lineRule="auto" w:after="80"/>
               <w:ind w:leftChars="139" w:left="278"/>
               <w:rPr>
                 <w:rFonts w:ascii="SamsungOne 400" w:hAnsi="SamsungOne 400" w:cs="Times New Roman"/>
@@ -1635,36 +1891,93 @@
                 <w:szCs w:val="28"/>
               </w:rPr>
             </w:pPr>
-            <w:r>
-              <w:rPr>
-                <w:rFonts w:ascii="SamsungOne 400" w:hAnsi="SamsungOne 400" w:cs="Times New Roman"/>
-                <w:color w:val="A6A6A6" w:themeColor="background1" w:themeShade="A6"/>
-                <w:spacing w:val="-12"/>
-                <w:sz w:val="28"/>
-                <w:szCs w:val="28"/>
-              </w:rPr>
-              <w:t>&lt; Describe in a few sentences the outcome you expect from your project.&gt;</w:t>
-            </w:r>
-          </w:p>
-          <w:p>
-            <w:pPr>
-              <w:ind w:leftChars="139" w:left="278"/>
-              <w:rPr>
-                <w:rFonts w:ascii="Times New Roman" w:hAnsi="Times New Roman" w:cs="Times New Roman"/>
-                <w:spacing w:val="-12"/>
-                <w:sz w:val="28"/>
-                <w:szCs w:val="28"/>
-              </w:rPr>
-            </w:pPr>
-            <w:r>
-              <w:rPr>
-                <w:rFonts w:ascii="SamsungOne 400" w:hAnsi="SamsungOne 400" w:cs="Times New Roman"/>
-                <w:color w:val="A6A6A6" w:themeColor="background1" w:themeShade="A6"/>
-                <w:spacing w:val="-12"/>
-                <w:sz w:val="28"/>
-                <w:szCs w:val="28"/>
-              </w:rPr>
-              <w:t>&lt;Also explain about the benefits if such outcome were to be obtained.&gt;</w:t>
+            <w:r/>
+            <w:r>
+              <w:rPr>
+                <w:rFonts w:ascii="SamsungOne 400" w:hAnsi="SamsungOne 400"/>
+                <w:b/>
+                <w:color w:val="222222"/>
+                <w:sz w:val="21"/>
+              </w:rPr>
+              <w:t xml:space="preserve">• Kết quả mô hình AI: </w:t>
+            </w:r>
+            <w:r>
+              <w:rPr>
+                <w:rFonts w:ascii="SamsungOne 400" w:hAnsi="SamsungOne 400"/>
+                <w:b w:val="0"/>
+                <w:color w:val="222222"/>
+                <w:sz w:val="21"/>
+              </w:rPr>
+              <w:t>Mô hình Production (YOLO11m) nhận diện 82 lớp biển báo đạt mAP50 = 98.03%, F1-score = 96.22%, sai số số học PyTorch vs ONNX = 0.000854 &lt;= 1e-3. Mô hình Candidate (YOLO11n) đạt mAP50 = 92.47% với độ trễ CPU chỉ 68.26 ms/ảnh (~14.65 FPS).</w:t>
+            </w:r>
+          </w:p>
+          <w:p>
+            <w:pPr>
+              <w:spacing w:line="276" w:lineRule="auto" w:after="80"/>
+            </w:pPr>
+            <w:r>
+              <w:rPr>
+                <w:rFonts w:ascii="SamsungOne 400" w:hAnsi="SamsungOne 400"/>
+                <w:b/>
+                <w:color w:val="222222"/>
+                <w:sz w:val="21"/>
+              </w:rPr>
+              <w:t xml:space="preserve">• Gói sản phẩm phần mềm: </w:t>
+            </w:r>
+            <w:r>
+              <w:rPr>
+                <w:rFonts w:ascii="SamsungOne 400" w:hAnsi="SamsungOne 400"/>
+                <w:b w:val="0"/>
+                <w:color w:val="222222"/>
+                <w:sz w:val="21"/>
+              </w:rPr>
+              <w:t>Ứng dụng Web Streamlit hoàn chỉnh cho phép phân tích ảnh và video trực quan, hiển thị nhãn tiếng Việt chuẩn hóa, thanh tiến trình tự động làm mới, xuất tệp CSV thống kê và lưu trữ lịch sử phiên vào CSDL SQLite.</w:t>
+            </w:r>
+          </w:p>
+          <w:p>
+            <w:pPr>
+              <w:spacing w:line="276" w:lineRule="auto" w:after="80"/>
+            </w:pPr>
+            <w:r>
+              <w:rPr>
+                <w:rFonts w:ascii="SamsungOne 400" w:hAnsi="SamsungOne 400"/>
+                <w:b/>
+                <w:color w:val="222222"/>
+                <w:sz w:val="21"/>
+              </w:rPr>
+              <w:t xml:space="preserve">• Artifact MLOps &amp; Chất lượng: </w:t>
+            </w:r>
+            <w:r>
+              <w:rPr>
+                <w:rFonts w:ascii="SamsungOne 400" w:hAnsi="SamsungOne 400"/>
+                <w:b w:val="0"/>
+                <w:color w:val="222222"/>
+                <w:sz w:val="21"/>
+              </w:rPr>
+              <w:t>Toàn bộ artifact bất biến (Snapshot, Checkpoint, ONNX, Manifest SHA-256, test_metrics.json, benchmark.json); bộ kiểm thử tự động đạt 215/215 tests (213 passed, 2 skipped).</w:t>
+            </w:r>
+          </w:p>
+          <w:p>
+            <w:pPr>
+              <w:spacing w:line="276" w:lineRule="auto" w:after="80"/>
+            </w:pPr>
+            <w:r>
+              <w:rPr>
+                <w:rFonts w:ascii="SamsungOne 400" w:hAnsi="SamsungOne 400"/>
+                <w:b/>
+                <w:color w:val="222222"/>
+                <w:sz w:val="21"/>
+              </w:rPr>
+              <w:t xml:space="preserve">• Lợi ích thực tiễn: </w:t>
+            </w:r>
+            <w:r>
+              <w:rPr>
+                <w:rFonts w:ascii="SamsungOne 400" w:hAnsi="SamsungOne 400"/>
+                <w:b w:val="0"/>
+                <w:color w:val="222222"/>
+                <w:sz w:val="21"/>
+              </w:rPr>
+              <w:t>Hỗ trợ đắc lực cho các hệ thống cảnh báo lái xe an toàn (ADAS); tự động hóa công tác khảo sát, số hóa và duy tu biển báo của cơ quan quản lý giao thông đô thị với chi phí phần cứng tối thiểu.</w:t>
             </w:r>
           </w:p>
         </w:tc>
@@ -1883,6 +2196,7 @@
           </w:tcPr>
           <w:p>
             <w:pPr>
+              <w:spacing w:line="276" w:lineRule="auto" w:after="80"/>
               <w:ind w:leftChars="138" w:left="279" w:hangingChars="1" w:hanging="3"/>
               <w:rPr>
                 <w:rFonts w:ascii="Times New Roman" w:hAnsi="Times New Roman" w:cs="Times New Roman"/>
@@ -1891,15 +2205,116 @@
                 <w:szCs w:val="28"/>
               </w:rPr>
             </w:pPr>
-            <w:r>
-              <w:rPr>
-                <w:rFonts w:ascii="SamsungOne 400" w:hAnsi="SamsungOne 400" w:cs="Times New Roman"/>
-                <w:color w:val="A6A6A6" w:themeColor="background1" w:themeShade="A6"/>
-                <w:spacing w:val="-12"/>
-                <w:sz w:val="28"/>
-                <w:szCs w:val="28"/>
-              </w:rPr>
-              <w:t>&lt;The role assigned to each team member.&gt;</w:t>
+            <w:r/>
+            <w:r>
+              <w:rPr>
+                <w:rFonts w:ascii="SamsungOne 400" w:hAnsi="SamsungOne 400"/>
+                <w:b/>
+                <w:color w:val="222222"/>
+                <w:sz w:val="21"/>
+              </w:rPr>
+              <w:t xml:space="preserve">• Phí Văn Nam (Trưởng nhóm): </w:t>
+            </w:r>
+            <w:r>
+              <w:rPr>
+                <w:rFonts w:ascii="SamsungOne 400" w:hAnsi="SamsungOne 400"/>
+                <w:b w:val="0"/>
+                <w:color w:val="222222"/>
+                <w:sz w:val="21"/>
+              </w:rPr>
+              <w:t>Thiết kế kiến trúc hệ thống tổng thể, MLOps pipeline, Model Registry, cơ chế Safe Atomic Swap &amp; Rollback, tích hợp CSDL SQLite (history.db), điều phối tiến độ và tổng hợp báo cáo dự án.</w:t>
+            </w:r>
+          </w:p>
+          <w:p>
+            <w:pPr>
+              <w:spacing w:line="276" w:lineRule="auto" w:after="80"/>
+            </w:pPr>
+            <w:r>
+              <w:rPr>
+                <w:rFonts w:ascii="SamsungOne 400" w:hAnsi="SamsungOne 400"/>
+                <w:b/>
+                <w:color w:val="222222"/>
+                <w:sz w:val="21"/>
+              </w:rPr>
+              <w:t xml:space="preserve">• Đỗ Thị Vân Anh (Kỹ sư Dữ liệu): </w:t>
+            </w:r>
+            <w:r>
+              <w:rPr>
+                <w:rFonts w:ascii="SamsungOne 400" w:hAnsi="SamsungOne 400"/>
+                <w:b w:val="0"/>
+                <w:color w:val="222222"/>
+                <w:sz w:val="21"/>
+              </w:rPr>
+              <w:t>Thu thập, tiền xử lý và chuẩn hóa dữ liệu 82 lớp biển báo theo QCVN 41:2019; xây dựng cổng Quality Gate 5 tiêu chí chặn, module Dataset Repair, phân tích EDA và đóng gói Snapshot bất biến.</w:t>
+            </w:r>
+          </w:p>
+          <w:p>
+            <w:pPr>
+              <w:spacing w:line="276" w:lineRule="auto" w:after="80"/>
+            </w:pPr>
+            <w:r>
+              <w:rPr>
+                <w:rFonts w:ascii="SamsungOne 400" w:hAnsi="SamsungOne 400"/>
+                <w:b/>
+                <w:color w:val="222222"/>
+                <w:sz w:val="21"/>
+              </w:rPr>
+              <w:t xml:space="preserve">• Đỗ Hữu Nghị (Kỹ sư AI/ML): </w:t>
+            </w:r>
+            <w:r>
+              <w:rPr>
+                <w:rFonts w:ascii="SamsungOne 400" w:hAnsi="SamsungOne 400"/>
+                <w:b w:val="0"/>
+                <w:color w:val="222222"/>
+                <w:sz w:val="21"/>
+              </w:rPr>
+              <w:t>Cấu hình huấn luyện YOLO11 (Nano và Medium), tối ưu hóa suy luận ONNX trên CPU, kiểm tra sai số số học PyTorch vs ONNX, benchmark độ trễ/FPS phần cứng và đóng gói Model Candidate.</w:t>
+            </w:r>
+          </w:p>
+          <w:p>
+            <w:pPr>
+              <w:spacing w:line="276" w:lineRule="auto" w:after="80"/>
+            </w:pPr>
+            <w:r>
+              <w:rPr>
+                <w:rFonts w:ascii="SamsungOne 400" w:hAnsi="SamsungOne 400"/>
+                <w:b/>
+                <w:color w:val="222222"/>
+                <w:sz w:val="21"/>
+              </w:rPr>
+              <w:t xml:space="preserve">• Quản Văn Điệp (Kỹ sư Fullstack / QA): </w:t>
+            </w:r>
+            <w:r>
+              <w:rPr>
+                <w:rFonts w:ascii="SamsungOne 400" w:hAnsi="SamsungOne 400"/>
+                <w:b w:val="0"/>
+                <w:color w:val="222222"/>
+                <w:sz w:val="21"/>
+              </w:rPr>
+              <w:t>Phát triển Web Dashboard Streamlit đa chức năng, xử lý luồng đa phương tiện ảnh/video, cơ chế cập nhật tiến trình thời gian thực (@st.fragment), xây dựng bộ kiểm thử tự động 215 tests và hoàn thiện tài liệu hướng dẫn.</w:t>
+            </w:r>
+          </w:p>
+          <w:p>
+            <w:pPr>
+              <w:spacing w:line="276" w:lineRule="auto" w:after="80"/>
+            </w:pPr>
+            <w:r>
+              <w:rPr>
+                <w:rFonts w:ascii="SamsungOne 400" w:hAnsi="SamsungOne 400"/>
+                <w:b/>
+                <w:color w:val="222222"/>
+                <w:sz w:val="21"/>
+              </w:rPr>
+              <w:t xml:space="preserve">• Trách nhiệm chung: </w:t>
+            </w:r>
+            <w:r>
+              <w:rPr>
+                <w:rFonts w:ascii="SamsungOne 400" w:hAnsi="SamsungOne 400"/>
+                <w:b w:val="0"/>
+                <w:color w:val="222222"/>
+                <w:sz w:val="21"/>
+              </w:rPr>
+              <w:t>Thẩm định chéo dữ liệu, đánh giá kết quả thực nghiệm, tham gia diễn tập bảo vệ đồ án và cam kết tính trung thực 100% của mọi số liệu trích xuất từ artifact.</w:t>
             </w:r>
           </w:p>
         </w:tc>
@@ -2064,6 +2479,7 @@
           </w:tcPr>
           <w:p>
             <w:pPr>
+              <w:spacing w:line="276" w:lineRule="auto" w:after="80"/>
               <w:ind w:leftChars="138" w:left="279" w:hangingChars="1" w:hanging="3"/>
               <w:rPr>
                 <w:rFonts w:ascii="SamsungOne 400" w:hAnsi="SamsungOne 400" w:cs="Times New Roman"/>
@@ -2073,37 +2489,116 @@
                 <w:szCs w:val="28"/>
               </w:rPr>
             </w:pPr>
-            <w:r>
-              <w:rPr>
-                <w:rFonts w:ascii="SamsungOne 400" w:hAnsi="SamsungOne 400" w:cs="Times New Roman"/>
-                <w:color w:val="A6A6A6" w:themeColor="background1" w:themeShade="A6"/>
-                <w:spacing w:val="-12"/>
-                <w:sz w:val="28"/>
-                <w:szCs w:val="28"/>
-              </w:rPr>
-              <w:t>&lt;Provide a summarized schedule.&gt;</w:t>
-            </w:r>
-          </w:p>
-          <w:p>
-            <w:pPr>
-              <w:ind w:leftChars="138" w:left="279" w:hangingChars="1" w:hanging="3"/>
-              <w:rPr>
-                <w:rFonts w:ascii="Times New Roman" w:hAnsi="Times New Roman" w:cs="Times New Roman"/>
-                <w:color w:val="A6A6A6" w:themeColor="background1" w:themeShade="A6"/>
-                <w:spacing w:val="-12"/>
-                <w:sz w:val="28"/>
-                <w:szCs w:val="28"/>
-              </w:rPr>
-            </w:pPr>
-            <w:r>
-              <w:rPr>
-                <w:rFonts w:ascii="SamsungOne 400" w:hAnsi="SamsungOne 400" w:cs="Times New Roman"/>
-                <w:color w:val="A6A6A6" w:themeColor="background1" w:themeShade="A6"/>
-                <w:spacing w:val="-12"/>
-                <w:sz w:val="28"/>
-                <w:szCs w:val="28"/>
-              </w:rPr>
-              <w:t>&lt;Use the provided WBS workbook for more detailed action plan.&gt;</w:t>
+            <w:r/>
+            <w:r>
+              <w:rPr>
+                <w:rFonts w:ascii="SamsungOne 400" w:hAnsi="SamsungOne 400"/>
+                <w:b/>
+                <w:color w:val="222222"/>
+                <w:sz w:val="21"/>
+              </w:rPr>
+              <w:t xml:space="preserve">• Tuần 1 (28/09 – 02/10/2026) – Khởi tạo Baseline &amp; Nền tảng MLOps: </w:t>
+            </w:r>
+            <w:r>
+              <w:rPr>
+                <w:rFonts w:ascii="SamsungOne 400" w:hAnsi="SamsungOne 400"/>
+                <w:b w:val="0"/>
+                <w:color w:val="222222"/>
+                <w:sz w:val="21"/>
+              </w:rPr>
+              <w:t>Xây dựng khung ứng dụng Streamlit end-to-end; tích hợp mô hình YOLO11n ONNX baseline trên CPU; thiết kế Model Registry, SQLite history; hoàn thiện catalog 82 lớp biển báo Việt Nam, cổng Quality Gate 5 tiêu chí, module Dataset Repair, đóng gói snapshot 10.129 ảnh và xuất báo cáo EDA. (Hoàn thành 100%)</w:t>
+            </w:r>
+          </w:p>
+          <w:p>
+            <w:pPr>
+              <w:spacing w:line="276" w:lineRule="auto" w:after="80"/>
+            </w:pPr>
+            <w:r>
+              <w:rPr>
+                <w:rFonts w:ascii="SamsungOne 400" w:hAnsi="SamsungOne 400"/>
+                <w:b/>
+                <w:color w:val="222222"/>
+                <w:sz w:val="21"/>
+              </w:rPr>
+              <w:t xml:space="preserve">• Tuần 2 (05/10 – 09/10/2026) – Huấn luyện chuyên sâu &amp; Tối ưu hóa: </w:t>
+            </w:r>
+            <w:r>
+              <w:rPr>
+                <w:rFonts w:ascii="SamsungOne 400" w:hAnsi="SamsungOne 400"/>
+                <w:b w:val="0"/>
+                <w:color w:val="222222"/>
+                <w:sz w:val="21"/>
+              </w:rPr>
+              <w:t>Hoàn thiện Training Engine ngầm với tính năng Safe Resume; huấn luyện 50 epochs cho cả hai cấu hình YOLO11n và YOLO11m; xuất mô hình ONNX đồ thị tĩnh [1, 3, 640, 640]; kiểm định sai số số học PyTorch vs ONNX (max_abs_diff &lt;= 1e-3); đo đạc Benchmark CPU FPS và Latency; đóng gói Candidate hoàn chỉnh. (Hoàn thành 100%)</w:t>
+            </w:r>
+          </w:p>
+          <w:p>
+            <w:pPr>
+              <w:spacing w:line="276" w:lineRule="auto" w:after="80"/>
+            </w:pPr>
+            <w:r>
+              <w:rPr>
+                <w:rFonts w:ascii="SamsungOne 400" w:hAnsi="SamsungOne 400"/>
+                <w:b/>
+                <w:color w:val="222222"/>
+                <w:sz w:val="21"/>
+              </w:rPr>
+              <w:t xml:space="preserve">• Tuần 3 (12/10 – 16/10/2026) – Đánh giá Độc lập, Thăng cấp &amp; UAT: </w:t>
+            </w:r>
+            <w:r>
+              <w:rPr>
+                <w:rFonts w:ascii="SamsungOne 400" w:hAnsi="SamsungOne 400"/>
+                <w:b w:val="0"/>
+                <w:color w:val="222222"/>
+                <w:sz w:val="21"/>
+              </w:rPr>
+              <w:t>Đánh giá mô hình trên tập kiểm thử độc lập 1.016 ảnh (YOLO11m đạt mAP50 = 98.03%, F1 = 96.22%); thực hiện Safe Atomic Swap thăng cấp YOLO11m lên Production; kiểm thử cơ chế sao lưu tự động và Rollback 1-click; kiểm thử chấp nhận người dùng (UAT) trên ảnh thực tế và video camera hành trình. (Hoàn thành 100%)</w:t>
+            </w:r>
+          </w:p>
+          <w:p>
+            <w:pPr>
+              <w:spacing w:line="276" w:lineRule="auto" w:after="80"/>
+            </w:pPr>
+            <w:r>
+              <w:rPr>
+                <w:rFonts w:ascii="SamsungOne 400" w:hAnsi="SamsungOne 400"/>
+                <w:b/>
+                <w:color w:val="222222"/>
+                <w:sz w:val="21"/>
+              </w:rPr>
+              <w:t xml:space="preserve">• Tuần 4 (19/10 – 23/10/2026) – Kiểm thử toàn diện &amp; Bàn giao: </w:t>
+            </w:r>
+            <w:r>
+              <w:rPr>
+                <w:rFonts w:ascii="SamsungOne 400" w:hAnsi="SamsungOne 400"/>
+                <w:b w:val="0"/>
+                <w:color w:val="222222"/>
+                <w:sz w:val="21"/>
+              </w:rPr>
+              <w:t>Chạy bộ kiểm thử tự động hoàn chỉnh 215 tests (213 passed, 2 skipped); hoàn thiện hồ sơ bàn giao gồm Sổ tay Hướng dẫn sử dụng, Slide thuyết trình bảo vệ (14 slides), Cẩm nang Q&amp;A theo 4 thành viên, Tài liệu kỹ thuật huấn luyện chuyên sâu và Báo cáo dự án cuối khóa. (Hoàn thành 100%)</w:t>
+            </w:r>
+          </w:p>
+          <w:p>
+            <w:pPr>
+              <w:spacing w:line="276" w:lineRule="auto" w:after="80"/>
+            </w:pPr>
+            <w:r>
+              <w:rPr>
+                <w:rFonts w:ascii="SamsungOne 400" w:hAnsi="SamsungOne 400"/>
+                <w:b/>
+                <w:color w:val="222222"/>
+                <w:sz w:val="21"/>
+              </w:rPr>
+              <w:t xml:space="preserve">• Giai đoạn mở rộng sau bàn giao: </w:t>
+            </w:r>
+            <w:r>
+              <w:rPr>
+                <w:rFonts w:ascii="SamsungOne 400" w:hAnsi="SamsungOne 400"/>
+                <w:b w:val="0"/>
+                <w:color w:val="222222"/>
+                <w:sz w:val="21"/>
+              </w:rPr>
+              <w:t>Nghiên cứu tích hợp luồng RTSP camera hành trình trực tiếp thời gian thực, phát triển module cảnh báo giọng nói tiếng Việt (Text-to-Speech) và gắn tọa độ vị trí biển báo lên bản đồ số GPS.</w:t>
             </w:r>
           </w:p>
         </w:tc>
@@ -2269,6 +2764,7 @@
           </w:tcPr>
           <w:p>
             <w:pPr>
+              <w:spacing w:line="276" w:lineRule="auto" w:after="80"/>
               <w:ind w:leftChars="138" w:left="279" w:hangingChars="1" w:hanging="3"/>
               <w:rPr>
                 <w:rFonts w:ascii="SamsungOne 400" w:hAnsi="SamsungOne 400" w:cs="Times New Roman"/>
@@ -2278,37 +2774,15 @@
                 <w:szCs w:val="28"/>
               </w:rPr>
             </w:pPr>
-            <w:r>
-              <w:rPr>
-                <w:rFonts w:ascii="SamsungOne 400" w:hAnsi="SamsungOne 400" w:cs="Times New Roman"/>
-                <w:color w:val="A6A6A6" w:themeColor="background1" w:themeShade="A6"/>
-                <w:spacing w:val="-12"/>
-                <w:sz w:val="28"/>
-                <w:szCs w:val="28"/>
-              </w:rPr>
-              <w:t xml:space="preserve">&lt;Comment and assessment </w:t>
-            </w:r>
-            <w:r>
-              <w:rPr>
-                <w:rFonts w:ascii="SamsungOne 400" w:hAnsi="SamsungOne 400" w:cs="Times New Roman"/>
-                <w:b/>
-                <w:bCs/>
-                <w:color w:val="A6A6A6" w:themeColor="background1" w:themeShade="A6"/>
-                <w:spacing w:val="-12"/>
-                <w:sz w:val="28"/>
-                <w:szCs w:val="28"/>
-              </w:rPr>
-              <w:t>by the instructor.</w:t>
-            </w:r>
-            <w:r>
-              <w:rPr>
-                <w:rFonts w:ascii="SamsungOne 400" w:hAnsi="SamsungOne 400" w:cs="Times New Roman"/>
-                <w:color w:val="A6A6A6" w:themeColor="background1" w:themeShade="A6"/>
-                <w:spacing w:val="-12"/>
-                <w:sz w:val="28"/>
-                <w:szCs w:val="28"/>
-              </w:rPr>
-              <w:t>&gt;</w:t>
+            <w:r/>
+            <w:r>
+              <w:rPr>
+                <w:rFonts w:ascii="SamsungOne 400" w:hAnsi="SamsungOne 400"/>
+                <w:b w:val="0"/>
+                <w:color w:val="888888"/>
+                <w:sz w:val="21"/>
+              </w:rPr>
+              <w:t>(Dành cho giảng viên đánh giá và ghi nhận xét về kế hoạch hành động của nhóm)</w:t>
             </w:r>
           </w:p>
         </w:tc>
